--- a/docs/research/mvp/final/v00-meta/decision-register.docx
+++ b/docs/research/mvp/final/v00-meta/decision-register.docx
@@ -10,7 +10,7 @@
         <w:t xml:space="preserve">HelixVPN — Master Decision Register (expanded)</w:t>
       </w:r>
     </w:p>
-    <w:bookmarkStart w:id="40" w:name="Xf63b29069d48d64cbf713df884233e7a495edde"/>
+    <w:bookmarkStart w:id="37" w:name="Xf63b29069d48d64cbf713df884233e7a495edde"/>
     <w:p>
       <w:pPr>
         <w:pStyle w:val="Heading1"/>
@@ -34,7 +34,7 @@
         <w:t xml:space="preserve"> </w:t>
       </w:r>
       <w:r>
-        <w:t xml:space="preserve">2</w:t>
+        <w:t xml:space="preserve">3</w:t>
       </w:r>
       <w:r>
         <w:t xml:space="preserve"> </w:t>
@@ -50,7 +50,7 @@
         <w:t xml:space="preserve"> </w:t>
       </w:r>
       <w:r>
-        <w:t xml:space="preserve">2026-06-26T12:00:00Z</w:t>
+        <w:t xml:space="preserve">2026-07-04T12:00:00Z</w:t>
       </w:r>
       <w:r>
         <w:t xml:space="preserve"> </w:t>
@@ -67,6 +67,215 @@
       </w:r>
       <w:r>
         <w:t xml:space="preserve">active — Volume 0 (Spine, meta &amp; governance) nano-detail document</w:t>
+      </w:r>
+      <w:r>
+        <w:t xml:space="preserve"> </w:t>
+      </w:r>
+      <w:r>
+        <w:rPr>
+          <w:b/>
+          <w:bCs/>
+        </w:rPr>
+        <w:t xml:space="preserve">Rev 3 (2026-07-04 hardening pass):</w:t>
+      </w:r>
+      <w:r>
+        <w:t xml:space="preserve"> </w:t>
+      </w:r>
+      <w:r>
+        <w:t xml:space="preserve">Independently re-verified this whole register against</w:t>
+      </w:r>
+      <w:r>
+        <w:t xml:space="preserve"> </w:t>
+      </w:r>
+      <w:r>
+        <w:rPr>
+          <w:rStyle w:val="VerbatimChar"/>
+        </w:rPr>
+        <w:t xml:space="preserve">SPECIFICATION.md</w:t>
+      </w:r>
+      <w:r>
+        <w:t xml:space="preserve">,</w:t>
+      </w:r>
+      <w:r>
+        <w:t xml:space="preserve"> </w:t>
+      </w:r>
+      <w:r>
+        <w:rPr>
+          <w:rStyle w:val="VerbatimChar"/>
+        </w:rPr>
+        <w:t xml:space="preserve">99-source-coverage-ledger.md</w:t>
+      </w:r>
+      <w:r>
+        <w:t xml:space="preserve">, and every owning volume doc during a full-corpus</w:t>
+      </w:r>
+      <w:r>
+        <w:t xml:space="preserve"> </w:t>
+      </w:r>
+      <w:r>
+        <w:t xml:space="preserve">hardening pass — no contradictions found (this register was already internally consistent and</w:t>
+      </w:r>
+      <w:r>
+        <w:t xml:space="preserve"> </w:t>
+      </w:r>
+      <w:r>
+        <w:t xml:space="preserve">accurate; a genuinely rare result across the corpus). One clarifying cross-reference added: D-PKI-</w:t>
+      </w:r>
+      <w:r>
+        <w:t xml:space="preserve"> </w:t>
+      </w:r>
+      <w:r>
+        <w:t xml:space="preserve">CA-TIER's owning doc (</w:t>
+      </w:r>
+      <w:r>
+        <w:rPr>
+          <w:rStyle w:val="VerbatimChar"/>
+        </w:rPr>
+        <w:t xml:space="preserve">v05-security/pki-and-certs.md</w:t>
+      </w:r>
+      <w:r>
+        <w:t xml:space="preserve"> </w:t>
+      </w:r>
+      <w:r>
+        <w:t xml:space="preserve">§2.1) now composes with a</w:t>
+      </w:r>
+      <w:r>
+        <w:t xml:space="preserve"> </w:t>
+      </w:r>
+      <w:r>
+        <w:rPr>
+          <w:b/>
+          <w:bCs/>
+        </w:rPr>
+        <w:t xml:space="preserve">new operational</w:t>
+      </w:r>
+      <w:r>
+        <w:rPr>
+          <w:b/>
+          <w:bCs/>
+        </w:rPr>
+        <w:t xml:space="preserve"> </w:t>
+      </w:r>
+      <w:r>
+        <w:rPr>
+          <w:b/>
+          <w:bCs/>
+        </w:rPr>
+        <w:t xml:space="preserve">distinction</w:t>
+      </w:r>
+      <w:r>
+        <w:t xml:space="preserve"> </w:t>
+      </w:r>
+      <w:r>
+        <w:t xml:space="preserve">added to</w:t>
+      </w:r>
+      <w:r>
+        <w:t xml:space="preserve"> </w:t>
+      </w:r>
+      <w:r>
+        <w:rPr>
+          <w:rStyle w:val="VerbatimChar"/>
+        </w:rPr>
+        <w:t xml:space="preserve">v03-control-plane/svc-pki.md</w:t>
+      </w:r>
+      <w:r>
+        <w:t xml:space="preserve"> </w:t>
+      </w:r>
+      <w:r>
+        <w:t xml:space="preserve">during this pass — CA rotation is split into</w:t>
+      </w:r>
+      <w:r>
+        <w:t xml:space="preserve"> </w:t>
+      </w:r>
+      <w:r>
+        <w:t xml:space="preserve">a</w:t>
+      </w:r>
+      <w:r>
+        <w:t xml:space="preserve"> </w:t>
+      </w:r>
+      <w:r>
+        <w:rPr>
+          <w:i/>
+          <w:iCs/>
+        </w:rPr>
+        <w:t xml:space="preserve">scheduled</w:t>
+      </w:r>
+      <w:r>
+        <w:t xml:space="preserve"> </w:t>
+      </w:r>
+      <w:r>
+        <w:t xml:space="preserve">path (24h trust-overlap, routine) and a</w:t>
+      </w:r>
+      <w:r>
+        <w:t xml:space="preserve"> </w:t>
+      </w:r>
+      <w:r>
+        <w:rPr>
+          <w:i/>
+          <w:iCs/>
+        </w:rPr>
+        <w:t xml:space="preserve">compromise</w:t>
+      </w:r>
+      <w:r>
+        <w:t xml:space="preserve"> </w:t>
+      </w:r>
+      <w:r>
+        <w:t xml:space="preserve">path (immediate, zero-overlap,</w:t>
+      </w:r>
+      <w:r>
+        <w:t xml:space="preserve"> </w:t>
+      </w:r>
+      <w:r>
+        <w:t xml:space="preserve">force-revoke-and-re-enroll) — which sharpens (but does not change) this register's D-PKI-CA-TIER</w:t>
+      </w:r>
+      <w:r>
+        <w:t xml:space="preserve"> </w:t>
+      </w:r>
+      <w:r>
+        <w:t xml:space="preserve">reversal criterion ("operational evidence the single online issuing CA is a bottleneck"): a</w:t>
+      </w:r>
+      <w:r>
+        <w:t xml:space="preserve"> </w:t>
+      </w:r>
+      <w:r>
+        <w:rPr>
+          <w:i/>
+          <w:iCs/>
+        </w:rPr>
+        <w:t xml:space="preserve">compromise</w:t>
+      </w:r>
+      <w:r>
+        <w:t xml:space="preserve"> </w:t>
+      </w:r>
+      <w:r>
+        <w:t xml:space="preserve">event is now handled as its own incident path distinct from a</w:t>
+      </w:r>
+      <w:r>
+        <w:t xml:space="preserve"> </w:t>
+      </w:r>
+      <w:r>
+        <w:rPr>
+          <w:i/>
+          <w:iCs/>
+        </w:rPr>
+        <w:t xml:space="preserve">bottleneck</w:t>
+      </w:r>
+      <w:r>
+        <w:t xml:space="preserve"> </w:t>
+      </w:r>
+      <w:r>
+        <w:t xml:space="preserve">reversal</w:t>
+      </w:r>
+      <w:r>
+        <w:t xml:space="preserve"> </w:t>
+      </w:r>
+      <w:r>
+        <w:t xml:space="preserve">trigger, so the two are no longer conflated in the implementation the way they briefly were before</w:t>
+      </w:r>
+      <w:r>
+        <w:t xml:space="preserve"> </w:t>
+      </w:r>
+      <w:r>
+        <w:t xml:space="preserve">this pass. No decision status changed.</w:t>
       </w:r>
       <w:r>
         <w:t xml:space="preserve"> </w:t>
@@ -7319,7 +7528,7 @@
     </w:p>
     <w:bookmarkEnd w:id="31"/>
     <w:bookmarkEnd w:id="32"/>
-    <w:bookmarkStart w:id="36" w:name="X57330dd4598208a8ca241d8e7e6738ec0f5408f"/>
+    <w:bookmarkStart w:id="33" w:name="X57330dd4598208a8ca241d8e7e6738ec0f5408f"/>
     <w:p>
       <w:pPr>
         <w:pStyle w:val="Heading2"/>
@@ -7370,46 +7579,11 @@
         <w:pStyle w:val="BodyText"/>
       </w:pPr>
       <w:r>
-        <w:drawing>
-          <wp:inline>
-            <wp:extent cx="5334000" cy="8843455"/>
-            <wp:effectExtent b="0" l="0" r="0" t="0"/>
-            <wp:docPr descr="diagram" title="" id="34" name="Picture"/>
-            <a:graphic>
-              <a:graphicData uri="http://schemas.openxmlformats.org/drawingml/2006/picture">
-                <pic:pic>
-                  <pic:nvPicPr>
-                    <pic:cNvPr descr="/private/var/folders/t3/dmp1fb1d61xbl27trnjtr0_c0000gn/T/tmp.dCgdSoZvzd/img/diagram_001_c242f618816a.png" id="35" name="Picture"/>
-                    <pic:cNvPicPr>
-                      <a:picLocks noChangeArrowheads="1" noChangeAspect="1"/>
-                    </pic:cNvPicPr>
-                  </pic:nvPicPr>
-                  <pic:blipFill>
-                    <a:blip r:embed="rId33"/>
-                    <a:stretch>
-                      <a:fillRect/>
-                    </a:stretch>
-                  </pic:blipFill>
-                  <pic:spPr bwMode="auto">
-                    <a:xfrm>
-                      <a:off x="0" y="0"/>
-                      <a:ext cx="5334000" cy="8843455"/>
-                    </a:xfrm>
-                    <a:prstGeom prst="rect">
-                      <a:avLst/>
-                    </a:prstGeom>
-                    <a:noFill/>
-                    <a:ln w="9525">
-                      <a:noFill/>
-                      <a:headEnd/>
-                      <a:tailEnd/>
-                    </a:ln>
-                  </pic:spPr>
-                </pic:pic>
-              </a:graphicData>
-            </a:graphic>
-          </wp:inline>
-        </w:drawing>
+        <w:rPr>
+          <w:b/>
+          <w:bCs/>
+        </w:rPr>
+        <w:t xml:space="preserve">[MERMAID RENDER FAILED — block #1]</w:t>
       </w:r>
     </w:p>
     <w:tbl>
@@ -7809,8 +7983,8 @@
         </w:pict>
       </w:r>
     </w:p>
-    <w:bookmarkEnd w:id="36"/>
-    <w:bookmarkStart w:id="37" w:name="Xa41afe25d05ab1542de5f78461e3938646d6939"/>
+    <w:bookmarkEnd w:id="33"/>
+    <w:bookmarkStart w:id="34" w:name="Xa41afe25d05ab1542de5f78461e3938646d6939"/>
     <w:p>
       <w:pPr>
         <w:pStyle w:val="Heading2"/>
@@ -8196,8 +8370,8 @@
         </w:pict>
       </w:r>
     </w:p>
-    <w:bookmarkEnd w:id="37"/>
-    <w:bookmarkStart w:id="39" w:name="sources-verified"/>
+    <w:bookmarkEnd w:id="34"/>
+    <w:bookmarkStart w:id="36" w:name="sources-verified"/>
     <w:p>
       <w:pPr>
         <w:pStyle w:val="Heading2"/>
@@ -8237,7 +8411,7 @@
           <w:numId w:val="1019"/>
         </w:numPr>
       </w:pPr>
-      <w:hyperlink r:id="rId38">
+      <w:hyperlink r:id="rId35">
         <w:r>
           <w:rPr>
             <w:rStyle w:val="VerbatimChar"/>
@@ -8476,8 +8650,8 @@
         <w:t xml:space="preserve">Constitution bindings: §11.4.44 (revision header), §11.4.6 (no decision resolved ahead of its gate; recommendations ≠ findings), §11.4.66 (options-not-free-text), §11.4.101 (irreversible/high-blast-radius decisions operator-gated — D8/D-REPO-CREATE/D-OD-1), §11.4.7/.114 (reversal needs same-conditions / known-good evidence), §11.4.73 (spine wins on conflict until amended), §11.4.35 (per-doc callouts stay authoritative in their owning doc), §11.4.65/.153 (HTML+PDF[+DOCX] exports follow in refinement).</w:t>
       </w:r>
     </w:p>
-    <w:bookmarkEnd w:id="39"/>
-    <w:bookmarkEnd w:id="40"/>
+    <w:bookmarkEnd w:id="36"/>
+    <w:bookmarkEnd w:id="37"/>
     <w:sectPr>
       <w:footnotePr>
         <w:numRestart w:val="eachSect"/>

--- a/docs/research/mvp/final/v00-meta/decision-register.docx
+++ b/docs/research/mvp/final/v00-meta/decision-register.docx
@@ -10,7 +10,7 @@
         <w:t xml:space="preserve">HelixVPN — Master Decision Register (expanded)</w:t>
       </w:r>
     </w:p>
-    <w:bookmarkStart w:id="37" w:name="Xf63b29069d48d64cbf713df884233e7a495edde"/>
+    <w:bookmarkStart w:id="40" w:name="Xf63b29069d48d64cbf713df884233e7a495edde"/>
     <w:p>
       <w:pPr>
         <w:pStyle w:val="Heading1"/>
@@ -7528,7 +7528,7 @@
     </w:p>
     <w:bookmarkEnd w:id="31"/>
     <w:bookmarkEnd w:id="32"/>
-    <w:bookmarkStart w:id="33" w:name="X57330dd4598208a8ca241d8e7e6738ec0f5408f"/>
+    <w:bookmarkStart w:id="36" w:name="X57330dd4598208a8ca241d8e7e6738ec0f5408f"/>
     <w:p>
       <w:pPr>
         <w:pStyle w:val="Heading2"/>
@@ -7579,11 +7579,46 @@
         <w:pStyle w:val="BodyText"/>
       </w:pPr>
       <w:r>
-        <w:rPr>
-          <w:b/>
-          <w:bCs/>
-        </w:rPr>
-        <w:t xml:space="preserve">[MERMAID RENDER FAILED — block #1]</w:t>
+        <w:drawing>
+          <wp:inline>
+            <wp:extent cx="5334000" cy="9098626"/>
+            <wp:effectExtent b="0" l="0" r="0" t="0"/>
+            <wp:docPr descr="diagram" title="" id="34" name="Picture"/>
+            <a:graphic>
+              <a:graphicData uri="http://schemas.openxmlformats.org/drawingml/2006/picture">
+                <pic:pic>
+                  <pic:nvPicPr>
+                    <pic:cNvPr descr="/tmp/.private/milosvasic/tmp.VKSJ03pxII/img/diagram_001_c242f618816a.png" id="35" name="Picture"/>
+                    <pic:cNvPicPr>
+                      <a:picLocks noChangeArrowheads="1" noChangeAspect="1"/>
+                    </pic:cNvPicPr>
+                  </pic:nvPicPr>
+                  <pic:blipFill>
+                    <a:blip r:embed="rId33"/>
+                    <a:stretch>
+                      <a:fillRect/>
+                    </a:stretch>
+                  </pic:blipFill>
+                  <pic:spPr bwMode="auto">
+                    <a:xfrm>
+                      <a:off x="0" y="0"/>
+                      <a:ext cx="5334000" cy="9098626"/>
+                    </a:xfrm>
+                    <a:prstGeom prst="rect">
+                      <a:avLst/>
+                    </a:prstGeom>
+                    <a:noFill/>
+                    <a:ln w="9525">
+                      <a:noFill/>
+                      <a:headEnd/>
+                      <a:tailEnd/>
+                    </a:ln>
+                  </pic:spPr>
+                </pic:pic>
+              </a:graphicData>
+            </a:graphic>
+          </wp:inline>
+        </w:drawing>
       </w:r>
     </w:p>
     <w:tbl>
@@ -7983,8 +8018,8 @@
         </w:pict>
       </w:r>
     </w:p>
-    <w:bookmarkEnd w:id="33"/>
-    <w:bookmarkStart w:id="34" w:name="Xa41afe25d05ab1542de5f78461e3938646d6939"/>
+    <w:bookmarkEnd w:id="36"/>
+    <w:bookmarkStart w:id="37" w:name="Xa41afe25d05ab1542de5f78461e3938646d6939"/>
     <w:p>
       <w:pPr>
         <w:pStyle w:val="Heading2"/>
@@ -8370,8 +8405,8 @@
         </w:pict>
       </w:r>
     </w:p>
-    <w:bookmarkEnd w:id="34"/>
-    <w:bookmarkStart w:id="36" w:name="sources-verified"/>
+    <w:bookmarkEnd w:id="37"/>
+    <w:bookmarkStart w:id="39" w:name="sources-verified"/>
     <w:p>
       <w:pPr>
         <w:pStyle w:val="Heading2"/>
@@ -8411,7 +8446,7 @@
           <w:numId w:val="1019"/>
         </w:numPr>
       </w:pPr>
-      <w:hyperlink r:id="rId35">
+      <w:hyperlink r:id="rId38">
         <w:r>
           <w:rPr>
             <w:rStyle w:val="VerbatimChar"/>
@@ -8650,8 +8685,8 @@
         <w:t xml:space="preserve">Constitution bindings: §11.4.44 (revision header), §11.4.6 (no decision resolved ahead of its gate; recommendations ≠ findings), §11.4.66 (options-not-free-text), §11.4.101 (irreversible/high-blast-radius decisions operator-gated — D8/D-REPO-CREATE/D-OD-1), §11.4.7/.114 (reversal needs same-conditions / known-good evidence), §11.4.73 (spine wins on conflict until amended), §11.4.35 (per-doc callouts stay authoritative in their owning doc), §11.4.65/.153 (HTML+PDF[+DOCX] exports follow in refinement).</w:t>
       </w:r>
     </w:p>
-    <w:bookmarkEnd w:id="36"/>
-    <w:bookmarkEnd w:id="37"/>
+    <w:bookmarkEnd w:id="39"/>
+    <w:bookmarkEnd w:id="40"/>
     <w:sectPr>
       <w:footnotePr>
         <w:numRestart w:val="eachSect"/>
